--- a/lens-S017-D002_session_audit_plus_S018_brief.docx
+++ b/lens-S017-D002_session_audit_plus_S018_brief.docx
@@ -174,7 +174,7 @@
                 <w:sz w:val="20"/>
                 <w:szCs w:val="20"/>
               </w:rPr>
-              <w:t xml:space="preserve">2026-04-19 through 2026-04-21 (Thai time, UTC+7)</w:t>
+              <w:t>2026-04-19 through 2026-04-21 (UTC+7 time, UTC+7)</w:t>
             </w:r>
           </w:p>
         </w:tc>
@@ -288,7 +288,7 @@
                 <w:sz w:val="20"/>
                 <w:szCs w:val="20"/>
               </w:rPr>
-              <w:t xml:space="preserve">James Maverick (Bro Alpha)</w:t>
+              <w:t>Bro Alpha</w:t>
             </w:r>
           </w:p>
         </w:tc>
@@ -633,7 +633,7 @@
         <w:spacing w:after="60"/>
       </w:pPr>
       <w:r>
-        <w:t xml:space="preserve">Created .github/workflows/lens-forensic-report.yml with cron 0 2 * * * UTC (09:00 Thai)</w:t>
+        <w:t>Created .github/workflows/lens-forensic-report.yml with cron 0 2 * * * UTC (09:00 UTC+7)</w:t>
       </w:r>
     </w:p>
     <w:p>
@@ -958,7 +958,7 @@
         <w:spacing w:after="60"/>
       </w:pPr>
       <w:r>
-        <w:t xml:space="preserve">I7b: Forensic Report reference pool lookback is "today" — fires at 09:00 Thai but ref-system runs at 16:24/17:22 Thai. Tomorrow's first production cron will have zero refs. Fix: change fetch_reference_pool to look back 36 hours. Small, deferred to LENS-018 first-thing.</w:t>
+        <w:t>I7b: Forensic Report reference pool lookback is "today" — fires at 09:00 UTC+7 but ref-system runs at 16:24/17:22 UTC+7. Tomorrow's first production cron will have zero refs. Fix: change fetch_reference_pool to look back 36 hours. Small, deferred to LENS-018 first-thing.</w:t>
       </w:r>
     </w:p>
     <w:p>
@@ -1579,7 +1579,7 @@
                 <w:sz w:val="20"/>
                 <w:szCs w:val="20"/>
               </w:rPr>
-              <w:t xml:space="preserve">2026-04-22 02:00 UTC (09:00 Thai) — first production Forensic Report</w:t>
+              <w:t>2026-04-22 02:00 UTC (09:00 UTC+7) — first production Forensic Report</w:t>
             </w:r>
           </w:p>
         </w:tc>
@@ -1644,7 +1644,7 @@
         <w:jc w:val="both"/>
       </w:pPr>
       <w:r>
-        <w:t xml:space="preserve">Operator: James Maverick (Bro Alpha). Claude: Opus 4.7 Adaptive. Project: Project Lens (github.com/fintelplan/project-lens). Supabase: imfjhwqivwwreehvtyac.supabase.co. Repo: /c/school/lens on Windows Git Bash, venv active.</w:t>
+        <w:t>Operator: Bro Alpha. Claude: Opus 4.7 Adaptive. Project: Project Lens (github.com/fintelplan/project-lens). Supabase: imfjhwqivwwreehvtyac.supabase.co. Repo: /c/school/lens on Windows Git Bash, venv active.</w:t>
       </w:r>
     </w:p>
     <w:p>
@@ -1708,7 +1708,7 @@
         <w:spacing w:after="60"/>
       </w:pPr>
       <w:r>
-        <w:t xml:space="preserve">Verify Forensic Report 09:00 Thai first production cron fired cleanly (check Telegram + GitHub Actions)</w:t>
+        <w:t>Verify Forensic Report 09:00 UTC+7 first production cron fired cleanly (check Telegram + GitHub Actions)</w:t>
       </w:r>
     </w:p>
     <w:p>
@@ -1914,7 +1914,7 @@
         <w:spacing w:after="60"/>
       </w:pPr>
       <w:r>
-        <w:t xml:space="preserve">Operator decides: include PHI-003 in next Team Geeks diploma evidence package?</w:t>
+        <w:t>Operator decides: include PHI-003 in the next evidence package?</w:t>
       </w:r>
     </w:p>
     <w:p>
@@ -2201,7 +2201,7 @@
         <w:spacing w:after="60"/>
       </w:pPr>
       <w:r>
-        <w:t xml:space="preserve">Verify Forensic Report 09:00 Thai cron fired cleanly (fire-once-per-day, first production cycle)</w:t>
+        <w:t>Verify Forensic Report 09:00 UTC+7 cron fired cleanly (fire-once-per-day, first production cycle)</w:t>
       </w:r>
     </w:p>
     <w:p>
@@ -2285,6 +2285,10 @@
     <w:sectPr>
       <w:headerReference w:type="default" r:id="rId7"/>
       <w:footerReference w:type="default" r:id="rId8"/>
+      <w:headerReference w:type="first" r:id="rId10"/>
+      <w:footerReference w:type="first" r:id="rId11"/>
+      <w:headerReference w:type="even" r:id="rId12"/>
+      <w:footerReference w:type="even" r:id="rId13"/>
       <w:pgSz w:w="12240" w:h="15840" w:orient="portrait"/>
       <w:pgMar w:top="1440" w:right="1440" w:bottom="1440" w:left="1440" w:header="708" w:footer="708" w:gutter="0"/>
       <w:pgNumType/>
@@ -2383,6 +2387,26 @@
 </w:ftr>
 </file>
 
+<file path=word/footer2.xml><?xml version="1.0" encoding="utf-8"?>
+<w:ftr xmlns:m="http://schemas.openxmlformats.org/officeDocument/2006/math" xmlns:mc="http://schemas.openxmlformats.org/markup-compatibility/2006" xmlns:mo="http://schemas.microsoft.com/office/mac/office/2008/main" xmlns:mv="urn:schemas-microsoft-com:mac:vml" xmlns:o="urn:schemas-microsoft-com:office:office" xmlns:r="http://schemas.openxmlformats.org/officeDocument/2006/relationships" xmlns:v="urn:schemas-microsoft-com:vml" xmlns:w10="urn:schemas-microsoft-com:office:word" xmlns:w14="http://schemas.microsoft.com/office/word/2010/wordml" xmlns:w="http://schemas.openxmlformats.org/wordprocessingml/2006/main" xmlns:wne="http://schemas.microsoft.com/office/word/2006/wordml" xmlns:wp14="http://schemas.microsoft.com/office/word/2010/wordprocessingDrawing" xmlns:wp="http://schemas.openxmlformats.org/drawingml/2006/wordprocessingDrawing" xmlns:wpc="http://schemas.microsoft.com/office/word/2010/wordprocessingCanvas" xmlns:wpg="http://schemas.microsoft.com/office/word/2010/wordprocessingGroup" xmlns:wpi="http://schemas.microsoft.com/office/word/2010/wordprocessingInk" xmlns:wps="http://schemas.microsoft.com/office/word/2010/wordprocessingShape" mc:Ignorable="w14 wp14">
+  <w:p>
+    <w:pPr>
+      <w:pStyle w:val="Footer"/>
+    </w:pPr>
+  </w:p>
+</w:ftr>
+</file>
+
+<file path=word/footer3.xml><?xml version="1.0" encoding="utf-8"?>
+<w:ftr xmlns:m="http://schemas.openxmlformats.org/officeDocument/2006/math" xmlns:mc="http://schemas.openxmlformats.org/markup-compatibility/2006" xmlns:mo="http://schemas.microsoft.com/office/mac/office/2008/main" xmlns:mv="urn:schemas-microsoft-com:mac:vml" xmlns:o="urn:schemas-microsoft-com:office:office" xmlns:r="http://schemas.openxmlformats.org/officeDocument/2006/relationships" xmlns:v="urn:schemas-microsoft-com:vml" xmlns:w10="urn:schemas-microsoft-com:office:word" xmlns:w14="http://schemas.microsoft.com/office/word/2010/wordml" xmlns:w="http://schemas.openxmlformats.org/wordprocessingml/2006/main" xmlns:wne="http://schemas.microsoft.com/office/word/2006/wordml" xmlns:wp14="http://schemas.microsoft.com/office/word/2010/wordprocessingDrawing" xmlns:wp="http://schemas.openxmlformats.org/drawingml/2006/wordprocessingDrawing" xmlns:wpc="http://schemas.microsoft.com/office/word/2010/wordprocessingCanvas" xmlns:wpg="http://schemas.microsoft.com/office/word/2010/wordprocessingGroup" xmlns:wpi="http://schemas.microsoft.com/office/word/2010/wordprocessingInk" xmlns:wps="http://schemas.microsoft.com/office/word/2010/wordprocessingShape" mc:Ignorable="w14 wp14">
+  <w:p>
+    <w:pPr>
+      <w:pStyle w:val="Footer"/>
+    </w:pPr>
+  </w:p>
+</w:ftr>
+</file>
+
 <file path=word/footnotes.xml><?xml version="1.0" encoding="utf-8"?>
 <w:footnotes xmlns:wpc="http://schemas.microsoft.com/office/word/2010/wordprocessingCanvas" xmlns:mc="http://schemas.openxmlformats.org/markup-compatibility/2006" xmlns:o="urn:schemas-microsoft-com:office:office" xmlns:r="http://schemas.openxmlformats.org/officeDocument/2006/relationships" xmlns:m="http://schemas.openxmlformats.org/officeDocument/2006/math" xmlns:v="urn:schemas-microsoft-com:vml" xmlns:wp14="http://schemas.microsoft.com/office/word/2010/wordprocessingDrawing" xmlns:wp="http://schemas.openxmlformats.org/drawingml/2006/wordprocessingDrawing" xmlns:w10="urn:schemas-microsoft-com:office:word" xmlns:w="http://schemas.openxmlformats.org/wordprocessingml/2006/main" xmlns:w14="http://schemas.microsoft.com/office/word/2010/wordml" xmlns:w15="http://schemas.microsoft.com/office/word/2012/wordml" xmlns:wpg="http://schemas.microsoft.com/office/word/2010/wordprocessingGroup" xmlns:wpi="http://schemas.microsoft.com/office/word/2010/wordprocessingInk" xmlns:wne="http://schemas.microsoft.com/office/word/2006/wordml" xmlns:wps="http://schemas.microsoft.com/office/word/2010/wordprocessingShape" mc:Ignorable="w14 w15 wp14">
   <w:footnote w:type="separator" w:id="-1">
@@ -2436,6 +2460,26 @@
       </w:rPr>
       <w:t xml:space="preserve">lens-S017-D002 · Session Audit + S018 Brief</w:t>
     </w:r>
+  </w:p>
+</w:hdr>
+</file>
+
+<file path=word/header2.xml><?xml version="1.0" encoding="utf-8"?>
+<w:hdr xmlns:m="http://schemas.openxmlformats.org/officeDocument/2006/math" xmlns:mc="http://schemas.openxmlformats.org/markup-compatibility/2006" xmlns:mo="http://schemas.microsoft.com/office/mac/office/2008/main" xmlns:mv="urn:schemas-microsoft-com:mac:vml" xmlns:o="urn:schemas-microsoft-com:office:office" xmlns:r="http://schemas.openxmlformats.org/officeDocument/2006/relationships" xmlns:v="urn:schemas-microsoft-com:vml" xmlns:w10="urn:schemas-microsoft-com:office:word" xmlns:w14="http://schemas.microsoft.com/office/word/2010/wordml" xmlns:w="http://schemas.openxmlformats.org/wordprocessingml/2006/main" xmlns:wne="http://schemas.microsoft.com/office/word/2006/wordml" xmlns:wp14="http://schemas.microsoft.com/office/word/2010/wordprocessingDrawing" xmlns:wp="http://schemas.openxmlformats.org/drawingml/2006/wordprocessingDrawing" xmlns:wpc="http://schemas.microsoft.com/office/word/2010/wordprocessingCanvas" xmlns:wpg="http://schemas.microsoft.com/office/word/2010/wordprocessingGroup" xmlns:wpi="http://schemas.microsoft.com/office/word/2010/wordprocessingInk" xmlns:wps="http://schemas.microsoft.com/office/word/2010/wordprocessingShape" mc:Ignorable="w14 wp14">
+  <w:p>
+    <w:pPr>
+      <w:pStyle w:val="Header"/>
+    </w:pPr>
+  </w:p>
+</w:hdr>
+</file>
+
+<file path=word/header3.xml><?xml version="1.0" encoding="utf-8"?>
+<w:hdr xmlns:m="http://schemas.openxmlformats.org/officeDocument/2006/math" xmlns:mc="http://schemas.openxmlformats.org/markup-compatibility/2006" xmlns:mo="http://schemas.microsoft.com/office/mac/office/2008/main" xmlns:mv="urn:schemas-microsoft-com:mac:vml" xmlns:o="urn:schemas-microsoft-com:office:office" xmlns:r="http://schemas.openxmlformats.org/officeDocument/2006/relationships" xmlns:v="urn:schemas-microsoft-com:vml" xmlns:w10="urn:schemas-microsoft-com:office:word" xmlns:w14="http://schemas.microsoft.com/office/word/2010/wordml" xmlns:w="http://schemas.openxmlformats.org/wordprocessingml/2006/main" xmlns:wne="http://schemas.microsoft.com/office/word/2006/wordml" xmlns:wp14="http://schemas.microsoft.com/office/word/2010/wordprocessingDrawing" xmlns:wp="http://schemas.openxmlformats.org/drawingml/2006/wordprocessingDrawing" xmlns:wpc="http://schemas.microsoft.com/office/word/2010/wordprocessingCanvas" xmlns:wpg="http://schemas.microsoft.com/office/word/2010/wordprocessingGroup" xmlns:wpi="http://schemas.microsoft.com/office/word/2010/wordprocessingInk" xmlns:wps="http://schemas.microsoft.com/office/word/2010/wordprocessingShape" mc:Ignorable="w14 wp14">
+  <w:p>
+    <w:pPr>
+      <w:pStyle w:val="Header"/>
+    </w:pPr>
   </w:p>
 </w:hdr>
 </file>
